--- a/rental-agreement-generator/public/templates/rental-agreement-tamil.docx
+++ b/rental-agreement-generator/public/templates/rental-agreement-tamil.docx
@@ -44,7 +44,7 @@
           <w:rFonts w:ascii="Nirmala UI" w:hAnsi="Nirmala UI"/>
           <w:sz w:val="22"/>
         </w:rPr>
-        <w:t>{RENTER_ADDRESS} என்ற முகவரியில் வசித்து வரும் {RENTER_SALUTATION_TA} {RENTER_NAME}, வயது {RENTER_AGE}, {PARENT_NAME} அவர்களின் மகன்/மகள் ஆகிய இவர் இரண்டாம் தரப்பினராகவும்.</w:t>
+        <w:t>{RENTER_ADDRESS} என்ற முகவரியில் வசித்து வரும் {RENTER_SALUTATION_TA} {RENTER_NAME}, வயது {RENTER_AGE}, {PARENT_SALUTATION_TA} {PARENT_NAME} அவர்களின் {RELATIONSHIP_TA} ஆகிய இவர் இரண்டாம் தரப்பினராகவும்.</w:t>
       </w:r>
     </w:p>
     <w:p>
